--- a/companies/ashcombe-advisory/Engagements/Gallegos, Pope and Marsh/Meeting Minutes 2024-03-29 - Gallegos, Pope and Marsh.docx
+++ b/companies/ashcombe-advisory/Engagements/Gallegos, Pope and Marsh/Meeting Minutes 2024-03-29 - Gallegos, Pope and Marsh.docx
@@ -7,7 +7,12 @@
         <w:pStyle w:val="Heading1"/>
       </w:pPr>
       <w:r>
-        <w:t>Meeting Minutes: Reputation Audit for Gallegos, Pope and Marsh</w:t>
+        <w:t>Reputation Audit — Working Session Notes</w:t>
+      </w:r>
+    </w:p>
+    <w:p>
+      <w:r>
+        <w:t>Notes of the working session on the Gallegos, Pope and Marsh reputation audit, held at the firm's offices. The purpose was to review the coverage findings gathered so far, agree which themes matter, and settle the questions for the perception interviews. The notes were taken by Kimberly Le.</w:t>
       </w:r>
     </w:p>
     <w:p>
@@ -23,7 +28,7 @@
         <w:pStyle w:val="ListBullet"/>
       </w:pPr>
       <w:r>
-        <w:t>Michelle Rose, Communications Associate</w:t>
+        <w:t>Kimberly Le, Communications Analyst (notes)</w:t>
       </w:r>
     </w:p>
     <w:p>
@@ -31,7 +36,7 @@
         <w:pStyle w:val="ListBullet"/>
       </w:pPr>
       <w:r>
-        <w:t>Kimberly Le, Communications Analyst</w:t>
+        <w:t>Michelle Rose, Communications Associate</w:t>
       </w:r>
     </w:p>
     <w:p>
@@ -47,32 +52,22 @@
         <w:pStyle w:val="Heading2"/>
       </w:pPr>
       <w:r>
-        <w:t>Discussion</w:t>
+        <w:t>Coverage findings reviewed</w:t>
       </w:r>
     </w:p>
     <w:p>
       <w:r>
-        <w:t>The session was called to review the material gathered so far and to settle the shape of the stakeholder interviews before any of them are scheduled. With the coverage read complete and most of the internal archive now in hand, the group's aim was to agree what the evidence already shows, what it does not yet show, and which conversations will close that distance. The meeting was working rather than decisional; nothing here fixes a conclusion, and the audit is still at the stage of assembling the picture rather than reporting on it.</w:t>
+        <w:t>Kimberly Le walked the group through the coverage read of the past eighteen months. Three themes carry most of the story. The first concerns the company's financial communications, which read as accurate but sparing; where the company says little, the market fills the gap itself. The second concerns leadership visibility, which is low relative to peers, so the company is described more often than it describes itself. The third concerns a single legacy matter that resurfaces in trade coverage more often than its age warrants.</w:t>
       </w:r>
     </w:p>
     <w:p>
       <w:r>
-        <w:t>Kimberly Le presented the read of the last two years of coverage. The dominant theme, by a wide margin, is leadership turnover rather than the operating performance the investor materials lead with, and that imbalance is the first thing the audit will have to reconcile. She framed it as a finding to test rather than a conclusion: the coverage tells us how Gallegos, Pope and Marsh is described from the outside, not why, and the why is what the interviews are for. The single assumption she flagged for the group was the investor FAQ, which reads as though the operational story is the settled one; the coverage does not support treating it that way.</w:t>
+        <w:t>Michelle Rose noted that the three themes are consistent across sources, which gives the audit a firm base to build on. The consistency also means the findings are unlikely to shift much as the interviews come in; the interviews will test degree and cause, not the themes themselves. Robert Smith confirmed that the financial-communications finding matched the internal view, and asked that the perception interviews test whether investors share it or merely tolerate it.</w:t>
       </w:r>
     </w:p>
     <w:p>
       <w:r>
-        <w:t>A recurring point across the discussion was the distance between how the changes were described inside the company and how they reached the press. Kimberly Le noted that this gap, rather than any one unfavorable article, is the more useful object of the audit, since it marks where the firm's advice can actually move the outcome. Robert Smith did not dispute the characterization and said the internal record would bear it out once the memos were in hand. The group carried it forward as the working hypothesis for the interviews, subject to what the internal material and the conversations turn up.</w:t>
-      </w:r>
-    </w:p>
-    <w:p>
-      <w:r>
-        <w:t>Robert Smith gave the internal context behind the turnover and confirmed which pieces of the archive are still outstanding, chiefly the all-hands notes and the internal memos from the period, which he undertook to send this week. He identified the internal people best placed to speak to how the changes were communicated at the time and agreed to make the introductions rather than have the firm approach them cold. He asked that nothing from the interviews be attributed by name in the eventual findings, and the group agreed that attribution would be by role only.</w:t>
-      </w:r>
-    </w:p>
-    <w:p>
-      <w:r>
-        <w:t>Michelle Rose walked the group through the draft interview outline, which had been built in two tracks to avoid committing to a framing before the internal material was read. With the coverage read now pointing clearly at the turnover narrative, the group agreed to consolidate to a single track focused there while keeping two operational questions in reserve. Michelle Rose will hold the scheduling and route anything bound for the Gallegos, Pope and Marsh side through Robert Smith, so the client keeps one point of contact for approvals. The group agreed to keep the engagement's status thread as the written record and to reconvene once the first interviews are done.</w:t>
+        <w:t>The group agreed that the audit's value will lie in the gap between what the coverage shows and how the Gallegos, Pope and Marsh leadership believes the company is read. That comparison will frame the recommendations. No decision was taken on messaging itself; the session was diagnostic by design, and the work is still in its early weeks. The discussion stayed on what the record says today, which is the ground the later advice has to stand on.</w:t>
       </w:r>
     </w:p>
     <w:p>
@@ -80,7 +75,33 @@
         <w:pStyle w:val="Heading2"/>
       </w:pPr>
       <w:r>
-        <w:t>Action Items</w:t>
+        <w:t>Interview approach</w:t>
+      </w:r>
+    </w:p>
+    <w:p>
+      <w:r>
+        <w:t>The group discussed how the perception interviews should run. Each will be brief and held under an assurance of confidentiality, so that views are attributed to the audit rather than to named individuals. The guide will pose the same core questions to every group, which lets the answers be compared across the investor side, the trade press, and internal voices. Robert Smith agreed to make the introductions on the internal side, since a warm approach draws more candor than a cold one. Michelle Rose raised the point that the internal interviews are the ones most likely to move the findings, because they test whether the company's self-image matches the outside read. The group accepted that and agreed to protect the time for them.</w:t>
+      </w:r>
+    </w:p>
+    <w:p>
+      <w:pPr>
+        <w:pStyle w:val="Heading2"/>
+      </w:pPr>
+      <w:r>
+        <w:t>Decisions</w:t>
+      </w:r>
+    </w:p>
+    <w:p>
+      <w:r>
+        <w:t>The group settled two points. The interview set will cover the investor side, the trade press, and internal voices, in that order of priority. The findings will be delivered as a written note structured by theme, rather than as a presentation, so the evidence travels with the conclusions and can be checked line by line.</w:t>
+      </w:r>
+    </w:p>
+    <w:p>
+      <w:pPr>
+        <w:pStyle w:val="Heading2"/>
+      </w:pPr>
+      <w:r>
+        <w:t>Action items</w:t>
       </w:r>
     </w:p>
     <w:tbl>
@@ -104,7 +125,7 @@
               <w:rPr>
                 <w:b/>
               </w:rPr>
-              <w:t>Item</w:t>
+              <w:t>Owner</w:t>
             </w:r>
           </w:p>
         </w:tc>
@@ -117,7 +138,7 @@
               <w:rPr>
                 <w:b/>
               </w:rPr>
-              <w:t>Owner</w:t>
+              <w:t>Action</w:t>
             </w:r>
           </w:p>
         </w:tc>
@@ -142,7 +163,7 @@
           </w:tcPr>
           <w:p>
             <w:r>
-              <w:t>Send the outstanding all-hands notes and internal memos</w:t>
+              <w:t>Kimberly Le</w:t>
             </w:r>
           </w:p>
         </w:tc>
@@ -152,7 +173,7 @@
           </w:tcPr>
           <w:p>
             <w:r>
-              <w:t>Robert Smith</w:t>
+              <w:t>Finalize the interview guide against the three themes</w:t>
             </w:r>
           </w:p>
         </w:tc>
@@ -174,7 +195,7 @@
           </w:tcPr>
           <w:p>
             <w:r>
-              <w:t>Make introductions to the named internal stakeholders</w:t>
+              <w:t>Michelle Rose</w:t>
             </w:r>
           </w:p>
         </w:tc>
@@ -184,7 +205,7 @@
           </w:tcPr>
           <w:p>
             <w:r>
-              <w:t>Robert Smith</w:t>
+              <w:t>Circulate the coverage grid and theme summary to Robert Smith</w:t>
             </w:r>
           </w:p>
         </w:tc>
@@ -206,7 +227,7 @@
           </w:tcPr>
           <w:p>
             <w:r>
-              <w:t>Consolidate the interview outline to the single agreed track</w:t>
+              <w:t>Robert Smith</w:t>
             </w:r>
           </w:p>
         </w:tc>
@@ -216,7 +237,7 @@
           </w:tcPr>
           <w:p>
             <w:r>
-              <w:t>Michelle Rose</w:t>
+              <w:t>Confirm the investor and internal contacts for the perception interviews</w:t>
             </w:r>
           </w:p>
         </w:tc>
@@ -226,54 +247,12 @@
           </w:tcPr>
           <w:p>
             <w:r>
-              <w:t>This week</w:t>
+              <w:t>Before interviews begin</w:t>
             </w:r>
           </w:p>
         </w:tc>
       </w:tr>
       <w:tr>
-        <w:tc>
-          <w:tcPr>
-            <w:tcW w:type="dxa" w:w="2880"/>
-          </w:tcPr>
-          <w:p>
-            <w:r>
-              <w:t>Confirm the interview schedule once introductions are made</w:t>
-            </w:r>
-          </w:p>
-        </w:tc>
-        <w:tc>
-          <w:tcPr>
-            <w:tcW w:type="dxa" w:w="2880"/>
-          </w:tcPr>
-          <w:p>
-            <w:r>
-              <w:t>Michelle Rose</w:t>
-            </w:r>
-          </w:p>
-        </w:tc>
-        <w:tc>
-          <w:tcPr>
-            <w:tcW w:type="dxa" w:w="2880"/>
-          </w:tcPr>
-          <w:p>
-            <w:r>
-              <w:t>Next week</w:t>
-            </w:r>
-          </w:p>
-        </w:tc>
-      </w:tr>
-      <w:tr>
-        <w:tc>
-          <w:tcPr>
-            <w:tcW w:type="dxa" w:w="2880"/>
-          </w:tcPr>
-          <w:p>
-            <w:r>
-              <w:t>Complete the written coverage read for the working file</w:t>
-            </w:r>
-          </w:p>
-        </w:tc>
         <w:tc>
           <w:tcPr>
             <w:tcW w:type="dxa" w:w="2880"/>
@@ -290,7 +269,17 @@
           </w:tcPr>
           <w:p>
             <w:r>
-              <w:t>This week</w:t>
+              <w:t>Book the first block of interviews once contacts are confirmed</w:t>
+            </w:r>
+          </w:p>
+        </w:tc>
+        <w:tc>
+          <w:tcPr>
+            <w:tcW w:type="dxa" w:w="2880"/>
+          </w:tcPr>
+          <w:p>
+            <w:r>
+              <w:t>The following week</w:t>
             </w:r>
           </w:p>
         </w:tc>
@@ -298,7 +287,7 @@
     </w:tbl>
     <w:p>
       <w:r>
-        <w:t>Minutes prepared by Kimberly Le.</w:t>
+        <w:t>The guide and the confirmed contact list must both be in hand before any interview is booked. Kimberly Le will circulate the guide this week and hold scheduling until Robert Smith returns the contacts.</w:t>
       </w:r>
     </w:p>
     <w:sectPr>
